--- a/submission/Habilin-Execution-Evidence.docx
+++ b/submission/Habilin-Execution-Evidence.docx
@@ -80,7 +80,7 @@
               <w:rPr>
                 <w:color w:val="172B36"/>
               </w:rPr>
-              <w:t xml:space="preserve">TEAM NAME TO COMPLETE</w:t>
+              <w:t xml:space="preserve">Team Caelus</w:t>
             </w:r>
           </w:p>
         </w:tc>
@@ -200,7 +200,7 @@
         <w:rPr>
           <w:color w:val="172B36"/>
         </w:rPr>
-        <w:t xml:space="preserve">The automated browser run with live Jev classification on 2026-10-19T19:51:33.030Z used actual Jev/TypeSafe intent classification, durable SQLite state and checked tools. The issuer correction and recovery were executed by the app. The browser script simulated professional and owner actors using separate authenticated sessions and the separate local owner-code command. The simulated ledger advances to settled when checked; no independent settlement feed is claimed. 33 automated tests passed separately, including direct HTTP/tool bypasses. This is local synthetic execution evidence, not proof of actual BIR/bank/registry access, legal effectiveness, deployment, customer adoption or advantage over a general agent.</w:t>
+        <w:t xml:space="preserve">The automated browser run with live Jev classification on 2026-10-19T19:51:33.030Z used actual Jev/TypeSafe intent classification, durable SQLite state and checked tools. The issuer correction and recovery were executed by the app. The browser script simulated professional and owner actors using separate authenticated sessions and the separate local owner-code command. The simulated ledger advances to settled when checked; no independent settlement feed is claimed. 70 automated tests passed separately, including direct HTTP/tool bypasses. This is local synthetic execution evidence, not proof of actual BIR/bank/registry access, legal effectiveness, deployment, customer adoption or advantage over a general agent.</w:t>
       </w:r>
     </w:p>
     <w:p>

--- a/submission/Habilin-Execution-Evidence.docx
+++ b/submission/Habilin-Execution-Evidence.docx
@@ -113,7 +113,7 @@
               <w:rPr>
                 <w:color w:val="172B36"/>
               </w:rPr>
-              <w:t xml:space="preserve">International AI Track · Topic A provisional</w:t>
+              <w:t xml:space="preserve">International AI Track · Topic B provisional</w:t>
             </w:r>
           </w:p>
         </w:tc>
@@ -179,7 +179,7 @@
         <w:rPr>
           <w:color w:val="172B36"/>
         </w:rPr>
-        <w:t xml:space="preserve">Topic A, AI Personal Finance Assistant, provisionally; estate-tax administration is not explicitly named in the official topic description. One synthetic unmarried Philippine resident estate, a PHP15m investment property with 50% source-confirmed interest, no other deductions/credits/debts/penalties, and a post-2017 death. The milestone is acceptance of one simulated filing and settlement of one PHP150,000 official-payee sandbox payment. Government review/eCAR/title transfer remain open.</w:t>
+        <w:t xml:space="preserve">Topic B, AI Wealth Assistant, provisionally; estate-tax administration is not explicitly named in the official topic description. One synthetic unmarried Philippine resident estate, a PHP15m investment property with 50% source-confirmed interest, no other deductions/credits/debts/penalties, and a post-2017 death. The milestone is acceptance of one simulated filing and settlement of one PHP150,000 official-payee sandbox payment. Government review/eCAR/title transfer remain open.</w:t>
       </w:r>
     </w:p>
     <w:p>
